--- a/hin/docx/010.content.docx
+++ b/hin/docx/010.content.docx
@@ -19,7 +19,7 @@
         <w:rPr>
           <w:lang w:val="hi_IN" w:bidi="hi_IN"/>
         </w:rPr>
-        <w:t>Resource: Tyndale Open Study Notes</w:t>
+        <w:t>Resource: Aquifer Open Study Notes (Profiles)</w:t>
       </w:r>
       <w:r>
         <w:rPr>
@@ -112,7 +112,7 @@
         <w:rPr>
           <w:lang w:val="hi_IN" w:bidi="hi_IN"/>
         </w:rPr>
-        <w:t>Tyndale Open Study Notes</w:t>
+        <w:t>Aquifer Open Study Notes (Profiles)</w:t>
       </w:r>
     </w:p>
     <w:p>

--- a/hin/docx/010.content.docx
+++ b/hin/docx/010.content.docx
@@ -247,198 +247,132 @@
         </w:rPr>
         <w:t>यूहन्ना और उनके भाई याकूब, यीशु के सबसे करीबी अनुयायियों में से थे (</w:t>
       </w:r>
-      <w:hyperlink r:id="rId13">
-        <w:r>
-          <w:rPr>
-            <w:lang w:val="hi_IN" w:bidi="hi_IN"/>
-          </w:rPr>
-          <w:rPr>
-            <w:color w:val="0000EE"/>
-            <w:u w:val="single"/>
-          </w:rPr>
-          <w:t>मर 5:37</w:t>
-        </w:r>
-      </w:hyperlink>
+      <w:r>
+        <w:rPr>
+          <w:lang w:val="hi_IN" w:bidi="hi_IN"/>
+        </w:rPr>
+        <w:t>मर 5:37</w:t>
+      </w:r>
       <w:r>
         <w:rPr>
           <w:lang w:val="hi_IN" w:bidi="hi_IN"/>
         </w:rPr>
         <w:t xml:space="preserve">; </w:t>
       </w:r>
-      <w:hyperlink r:id="rId14">
-        <w:r>
-          <w:rPr>
-            <w:lang w:val="hi_IN" w:bidi="hi_IN"/>
-          </w:rPr>
-          <w:rPr>
-            <w:color w:val="0000EE"/>
-            <w:u w:val="single"/>
-          </w:rPr>
-          <w:t>9:2</w:t>
-        </w:r>
-      </w:hyperlink>
+      <w:r>
+        <w:rPr>
+          <w:lang w:val="hi_IN" w:bidi="hi_IN"/>
+        </w:rPr>
+        <w:t>9:2</w:t>
+      </w:r>
       <w:r>
         <w:rPr>
           <w:lang w:val="hi_IN" w:bidi="hi_IN"/>
         </w:rPr>
         <w:t xml:space="preserve">; </w:t>
       </w:r>
-      <w:hyperlink r:id="rId15">
-        <w:r>
-          <w:rPr>
-            <w:lang w:val="hi_IN" w:bidi="hi_IN"/>
-          </w:rPr>
-          <w:rPr>
-            <w:color w:val="0000EE"/>
-            <w:u w:val="single"/>
-          </w:rPr>
-          <w:t>13:3</w:t>
-        </w:r>
-      </w:hyperlink>
+      <w:r>
+        <w:rPr>
+          <w:lang w:val="hi_IN" w:bidi="hi_IN"/>
+        </w:rPr>
+        <w:t>13:3</w:t>
+      </w:r>
       <w:r>
         <w:rPr>
           <w:lang w:val="hi_IN" w:bidi="hi_IN"/>
         </w:rPr>
         <w:t xml:space="preserve">; </w:t>
       </w:r>
-      <w:hyperlink r:id="rId16">
-        <w:r>
-          <w:rPr>
-            <w:lang w:val="hi_IN" w:bidi="hi_IN"/>
-          </w:rPr>
-          <w:rPr>
-            <w:color w:val="0000EE"/>
-            <w:u w:val="single"/>
-          </w:rPr>
-          <w:t>14:33</w:t>
-        </w:r>
-      </w:hyperlink>
+      <w:r>
+        <w:rPr>
+          <w:lang w:val="hi_IN" w:bidi="hi_IN"/>
+        </w:rPr>
+        <w:t>14:33</w:t>
+      </w:r>
       <w:r>
         <w:rPr>
           <w:lang w:val="hi_IN" w:bidi="hi_IN"/>
         </w:rPr>
         <w:t xml:space="preserve">)। उनकी माता, सलोमी संभवतः मरियम की बहन थी, जो यीशु की माता थी (तुलना करें </w:t>
       </w:r>
-      <w:hyperlink r:id="rId17">
-        <w:r>
-          <w:rPr>
-            <w:lang w:val="hi_IN" w:bidi="hi_IN"/>
-          </w:rPr>
-          <w:rPr>
-            <w:color w:val="0000EE"/>
-            <w:u w:val="single"/>
-          </w:rPr>
-          <w:t>मत्ती 27:56</w:t>
-        </w:r>
-      </w:hyperlink>
+      <w:r>
+        <w:rPr>
+          <w:lang w:val="hi_IN" w:bidi="hi_IN"/>
+        </w:rPr>
+        <w:t>मत्ती 27:56</w:t>
+      </w:r>
       <w:r>
         <w:rPr>
           <w:lang w:val="hi_IN" w:bidi="hi_IN"/>
         </w:rPr>
         <w:t xml:space="preserve">; </w:t>
       </w:r>
-      <w:hyperlink r:id="rId18">
-        <w:r>
-          <w:rPr>
-            <w:lang w:val="hi_IN" w:bidi="hi_IN"/>
-          </w:rPr>
-          <w:rPr>
-            <w:color w:val="0000EE"/>
-            <w:u w:val="single"/>
-          </w:rPr>
-          <w:t>मर 15:40</w:t>
-        </w:r>
-      </w:hyperlink>
+      <w:r>
+        <w:rPr>
+          <w:lang w:val="hi_IN" w:bidi="hi_IN"/>
+        </w:rPr>
+        <w:t>मर 15:40</w:t>
+      </w:r>
       <w:r>
         <w:rPr>
           <w:lang w:val="hi_IN" w:bidi="hi_IN"/>
         </w:rPr>
         <w:t xml:space="preserve">; </w:t>
       </w:r>
-      <w:hyperlink r:id="rId19">
-        <w:r>
-          <w:rPr>
-            <w:lang w:val="hi_IN" w:bidi="hi_IN"/>
-          </w:rPr>
-          <w:rPr>
-            <w:color w:val="0000EE"/>
-            <w:u w:val="single"/>
-          </w:rPr>
-          <w:t>16:1</w:t>
-        </w:r>
-      </w:hyperlink>
+      <w:r>
+        <w:rPr>
+          <w:lang w:val="hi_IN" w:bidi="hi_IN"/>
+        </w:rPr>
+        <w:t>16:1</w:t>
+      </w:r>
       <w:r>
         <w:rPr>
           <w:lang w:val="hi_IN" w:bidi="hi_IN"/>
         </w:rPr>
         <w:t xml:space="preserve">; </w:t>
       </w:r>
-      <w:hyperlink r:id="rId20">
-        <w:r>
-          <w:rPr>
-            <w:lang w:val="hi_IN" w:bidi="hi_IN"/>
-          </w:rPr>
-          <w:rPr>
-            <w:color w:val="0000EE"/>
-            <w:u w:val="single"/>
-          </w:rPr>
-          <w:t>यूह 19:25</w:t>
-        </w:r>
-      </w:hyperlink>
+      <w:r>
+        <w:rPr>
+          <w:lang w:val="hi_IN" w:bidi="hi_IN"/>
+        </w:rPr>
+        <w:t>यूह 19:25</w:t>
+      </w:r>
       <w:r>
         <w:rPr>
           <w:lang w:val="hi_IN" w:bidi="hi_IN"/>
         </w:rPr>
         <w:t>)। यूहन्ना का नाम प्रायः याकूब के बाद आता है, जिससे यह संकेत मिलता है कि यूहन्ना छोटे थे। याकूब और यूहन्ना अपने पिता की तरह मछुआरे थे (</w:t>
       </w:r>
-      <w:hyperlink r:id="rId21">
-        <w:r>
-          <w:rPr>
-            <w:lang w:val="hi_IN" w:bidi="hi_IN"/>
-          </w:rPr>
-          <w:rPr>
-            <w:color w:val="0000EE"/>
-            <w:u w:val="single"/>
-          </w:rPr>
-          <w:t>मत्ती 4:21</w:t>
-        </w:r>
-      </w:hyperlink>
+      <w:r>
+        <w:rPr>
+          <w:lang w:val="hi_IN" w:bidi="hi_IN"/>
+        </w:rPr>
+        <w:t>मत्ती 4:21</w:t>
+      </w:r>
       <w:r>
         <w:rPr>
           <w:lang w:val="hi_IN" w:bidi="hi_IN"/>
         </w:rPr>
         <w:t xml:space="preserve">; </w:t>
       </w:r>
-      <w:hyperlink r:id="rId22">
-        <w:r>
-          <w:rPr>
-            <w:lang w:val="hi_IN" w:bidi="hi_IN"/>
-          </w:rPr>
-          <w:rPr>
-            <w:color w:val="0000EE"/>
-            <w:u w:val="single"/>
-          </w:rPr>
-          <w:t>मर 1:19</w:t>
-        </w:r>
-      </w:hyperlink>
+      <w:r>
+        <w:rPr>
+          <w:lang w:val="hi_IN" w:bidi="hi_IN"/>
+        </w:rPr>
+        <w:t>मर 1:19</w:t>
+      </w:r>
       <w:r>
         <w:rPr>
           <w:lang w:val="hi_IN" w:bidi="hi_IN"/>
         </w:rPr>
         <w:t>)। वे पतरस और अन्द्रियास के साथ मछली पकड़ते थे, जो एक और भाइयों का जोड़ा था जो चेले बन गए (</w:t>
       </w:r>
-      <w:hyperlink r:id="rId23">
-        <w:r>
-          <w:rPr>
-            <w:lang w:val="hi_IN" w:bidi="hi_IN"/>
-          </w:rPr>
-          <w:rPr>
-            <w:color w:val="0000EE"/>
-            <w:u w:val="single"/>
-          </w:rPr>
-          <w:t>लूका 5:8–10</w:t>
-        </w:r>
-      </w:hyperlink>
+      <w:r>
+        <w:rPr>
+          <w:lang w:val="hi_IN" w:bidi="hi_IN"/>
+        </w:rPr>
+        <w:t>लूका 5:8–10</w:t>
+      </w:r>
       <w:r>
         <w:rPr>
           <w:lang w:val="hi_IN" w:bidi="hi_IN"/>
@@ -471,162 +405,108 @@
         </w:rPr>
         <w:t>(</w:t>
       </w:r>
-      <w:hyperlink r:id="rId24">
-        <w:r>
-          <w:rPr>
-            <w:lang w:val="hi_IN" w:bidi="hi_IN"/>
-          </w:rPr>
-          <w:rPr>
-            <w:color w:val="0000EE"/>
-            <w:u w:val="single"/>
-          </w:rPr>
-          <w:t>मत्ती 4:22</w:t>
-        </w:r>
-      </w:hyperlink>
+      <w:r>
+        <w:rPr>
+          <w:lang w:val="hi_IN" w:bidi="hi_IN"/>
+        </w:rPr>
+        <w:t>मत्ती 4:22</w:t>
+      </w:r>
       <w:r>
         <w:rPr>
           <w:lang w:val="hi_IN" w:bidi="hi_IN"/>
         </w:rPr>
         <w:t xml:space="preserve">; </w:t>
       </w:r>
-      <w:hyperlink r:id="rId25">
-        <w:r>
-          <w:rPr>
-            <w:lang w:val="hi_IN" w:bidi="hi_IN"/>
-          </w:rPr>
-          <w:rPr>
-            <w:color w:val="0000EE"/>
-            <w:u w:val="single"/>
-          </w:rPr>
-          <w:t>मर 1:20</w:t>
-        </w:r>
-      </w:hyperlink>
+      <w:r>
+        <w:rPr>
+          <w:lang w:val="hi_IN" w:bidi="hi_IN"/>
+        </w:rPr>
+        <w:t>मर 1:20</w:t>
+      </w:r>
       <w:r>
         <w:rPr>
           <w:lang w:val="hi_IN" w:bidi="hi_IN"/>
         </w:rPr>
         <w:t xml:space="preserve">; </w:t>
       </w:r>
-      <w:hyperlink r:id="rId26">
-        <w:r>
-          <w:rPr>
-            <w:lang w:val="hi_IN" w:bidi="hi_IN"/>
-          </w:rPr>
-          <w:rPr>
-            <w:color w:val="0000EE"/>
-            <w:u w:val="single"/>
-          </w:rPr>
-          <w:t>लूका 5:11</w:t>
-        </w:r>
-      </w:hyperlink>
+      <w:r>
+        <w:rPr>
+          <w:lang w:val="hi_IN" w:bidi="hi_IN"/>
+        </w:rPr>
+        <w:t>लूका 5:11</w:t>
+      </w:r>
       <w:r>
         <w:rPr>
           <w:lang w:val="hi_IN" w:bidi="hi_IN"/>
         </w:rPr>
         <w:t xml:space="preserve">; तुलना करें </w:t>
       </w:r>
-      <w:hyperlink r:id="rId27">
-        <w:r>
-          <w:rPr>
-            <w:lang w:val="hi_IN" w:bidi="hi_IN"/>
-          </w:rPr>
-          <w:rPr>
-            <w:color w:val="0000EE"/>
-            <w:u w:val="single"/>
-          </w:rPr>
-          <w:t>यूह 1:35–40</w:t>
-        </w:r>
-      </w:hyperlink>
+      <w:r>
+        <w:rPr>
+          <w:lang w:val="hi_IN" w:bidi="hi_IN"/>
+        </w:rPr>
+        <w:t>यूह 1:35–40</w:t>
+      </w:r>
       <w:r>
         <w:rPr>
           <w:lang w:val="hi_IN" w:bidi="hi_IN"/>
         </w:rPr>
         <w:t>)। यीशु ने उन का नाम "गर्जन के पुत्र" रखा (</w:t>
       </w:r>
-      <w:hyperlink r:id="rId28">
-        <w:r>
-          <w:rPr>
-            <w:lang w:val="hi_IN" w:bidi="hi_IN"/>
-          </w:rPr>
-          <w:rPr>
-            <w:color w:val="0000EE"/>
-            <w:u w:val="single"/>
-          </w:rPr>
-          <w:t>मर 3:17</w:t>
-        </w:r>
-      </w:hyperlink>
+      <w:r>
+        <w:rPr>
+          <w:lang w:val="hi_IN" w:bidi="hi_IN"/>
+        </w:rPr>
+        <w:t>मर 3:17</w:t>
+      </w:r>
       <w:r>
         <w:rPr>
           <w:lang w:val="hi_IN" w:bidi="hi_IN"/>
         </w:rPr>
         <w:t xml:space="preserve">)। यह नाम शायद यह दर्शाता है कि वे ऊँची आवाज़ में बोलते थे या जल्दी गुस्सा हो जाते थे (देखें </w:t>
       </w:r>
-      <w:hyperlink r:id="rId29">
-        <w:r>
-          <w:rPr>
-            <w:lang w:val="hi_IN" w:bidi="hi_IN"/>
-          </w:rPr>
-          <w:rPr>
-            <w:color w:val="0000EE"/>
-            <w:u w:val="single"/>
-          </w:rPr>
-          <w:t>लूका 9:54</w:t>
-        </w:r>
-      </w:hyperlink>
+      <w:r>
+        <w:rPr>
+          <w:lang w:val="hi_IN" w:bidi="hi_IN"/>
+        </w:rPr>
+        <w:t>लूका 9:54</w:t>
+      </w:r>
       <w:r>
         <w:rPr>
           <w:lang w:val="hi_IN" w:bidi="hi_IN"/>
         </w:rPr>
         <w:t>)। एक समय पर, भाइयों ने भविष्य के राज्य में विशेष स्थानों के लिए अनुरोध करके अन्य शिष्यों को नाराज़ कर दिया (</w:t>
       </w:r>
-      <w:hyperlink r:id="rId30">
-        <w:r>
-          <w:rPr>
-            <w:lang w:val="hi_IN" w:bidi="hi_IN"/>
-          </w:rPr>
-          <w:rPr>
-            <w:color w:val="0000EE"/>
-            <w:u w:val="single"/>
-          </w:rPr>
-          <w:t>मत्ती 20:20–28</w:t>
-        </w:r>
-      </w:hyperlink>
+      <w:r>
+        <w:rPr>
+          <w:lang w:val="hi_IN" w:bidi="hi_IN"/>
+        </w:rPr>
+        <w:t>मत्ती 20:20–28</w:t>
+      </w:r>
       <w:r>
         <w:rPr>
           <w:lang w:val="hi_IN" w:bidi="hi_IN"/>
         </w:rPr>
         <w:t xml:space="preserve">; </w:t>
       </w:r>
-      <w:hyperlink r:id="rId31">
-        <w:r>
-          <w:rPr>
-            <w:lang w:val="hi_IN" w:bidi="hi_IN"/>
-          </w:rPr>
-          <w:rPr>
-            <w:color w:val="0000EE"/>
-            <w:u w:val="single"/>
-          </w:rPr>
-          <w:t>मर 10:35–45</w:t>
-        </w:r>
-      </w:hyperlink>
+      <w:r>
+        <w:rPr>
+          <w:lang w:val="hi_IN" w:bidi="hi_IN"/>
+        </w:rPr>
+        <w:t>मर 10:35–45</w:t>
+      </w:r>
       <w:r>
         <w:rPr>
           <w:lang w:val="hi_IN" w:bidi="hi_IN"/>
         </w:rPr>
         <w:t xml:space="preserve">; तुलना करें </w:t>
       </w:r>
-      <w:hyperlink r:id="rId32">
-        <w:r>
-          <w:rPr>
-            <w:lang w:val="hi_IN" w:bidi="hi_IN"/>
-          </w:rPr>
-          <w:rPr>
-            <w:color w:val="0000EE"/>
-            <w:u w:val="single"/>
-          </w:rPr>
-          <w:t>लूका 22:24–27</w:t>
-        </w:r>
-      </w:hyperlink>
+      <w:r>
+        <w:rPr>
+          <w:lang w:val="hi_IN" w:bidi="hi_IN"/>
+        </w:rPr>
+        <w:t>लूका 22:24–27</w:t>
+      </w:r>
       <w:r>
         <w:rPr>
           <w:lang w:val="hi_IN" w:bidi="hi_IN"/>
@@ -647,90 +527,60 @@
         </w:rPr>
         <w:t>लोगों का मानना है कि यूहन्ना वह अनाम चेला है "जिसे यीशु प्रेम करते थे" और "दूसरा चेला" जिनका उल्लेख यूहन्ना के सुसमाचार में किया गया है (</w:t>
       </w:r>
-      <w:hyperlink r:id="rId33">
-        <w:r>
-          <w:rPr>
-            <w:lang w:val="hi_IN" w:bidi="hi_IN"/>
-          </w:rPr>
-          <w:rPr>
-            <w:color w:val="0000EE"/>
-            <w:u w:val="single"/>
-          </w:rPr>
-          <w:t>यूह 13:23–25</w:t>
-        </w:r>
-      </w:hyperlink>
+      <w:r>
+        <w:rPr>
+          <w:lang w:val="hi_IN" w:bidi="hi_IN"/>
+        </w:rPr>
+        <w:t>यूह 13:23–25</w:t>
+      </w:r>
       <w:r>
         <w:rPr>
           <w:lang w:val="hi_IN" w:bidi="hi_IN"/>
         </w:rPr>
         <w:t xml:space="preserve">; </w:t>
       </w:r>
-      <w:hyperlink r:id="rId34">
-        <w:r>
-          <w:rPr>
-            <w:lang w:val="hi_IN" w:bidi="hi_IN"/>
-          </w:rPr>
-          <w:rPr>
-            <w:color w:val="0000EE"/>
-            <w:u w:val="single"/>
-          </w:rPr>
-          <w:t>18:15–16</w:t>
-        </w:r>
-      </w:hyperlink>
+      <w:r>
+        <w:rPr>
+          <w:lang w:val="hi_IN" w:bidi="hi_IN"/>
+        </w:rPr>
+        <w:t>18:15–16</w:t>
+      </w:r>
       <w:r>
         <w:rPr>
           <w:lang w:val="hi_IN" w:bidi="hi_IN"/>
         </w:rPr>
         <w:t xml:space="preserve">; </w:t>
       </w:r>
-      <w:hyperlink r:id="rId35">
-        <w:r>
-          <w:rPr>
-            <w:lang w:val="hi_IN" w:bidi="hi_IN"/>
-          </w:rPr>
-          <w:rPr>
-            <w:color w:val="0000EE"/>
-            <w:u w:val="single"/>
-          </w:rPr>
-          <w:t>19:26–27</w:t>
-        </w:r>
-      </w:hyperlink>
+      <w:r>
+        <w:rPr>
+          <w:lang w:val="hi_IN" w:bidi="hi_IN"/>
+        </w:rPr>
+        <w:t>19:26–27</w:t>
+      </w:r>
       <w:r>
         <w:rPr>
           <w:lang w:val="hi_IN" w:bidi="hi_IN"/>
         </w:rPr>
         <w:t xml:space="preserve">; </w:t>
       </w:r>
-      <w:hyperlink r:id="rId36">
-        <w:r>
-          <w:rPr>
-            <w:lang w:val="hi_IN" w:bidi="hi_IN"/>
-          </w:rPr>
-          <w:rPr>
-            <w:color w:val="0000EE"/>
-            <w:u w:val="single"/>
-          </w:rPr>
-          <w:t>20:2–10</w:t>
-        </w:r>
-      </w:hyperlink>
+      <w:r>
+        <w:rPr>
+          <w:lang w:val="hi_IN" w:bidi="hi_IN"/>
+        </w:rPr>
+        <w:t>20:2–10</w:t>
+      </w:r>
       <w:r>
         <w:rPr>
           <w:lang w:val="hi_IN" w:bidi="hi_IN"/>
         </w:rPr>
         <w:t xml:space="preserve">; </w:t>
       </w:r>
-      <w:hyperlink r:id="rId37">
-        <w:r>
-          <w:rPr>
-            <w:lang w:val="hi_IN" w:bidi="hi_IN"/>
-          </w:rPr>
-          <w:rPr>
-            <w:color w:val="0000EE"/>
-            <w:u w:val="single"/>
-          </w:rPr>
-          <w:t>21:20–24</w:t>
-        </w:r>
-      </w:hyperlink>
+      <w:r>
+        <w:rPr>
+          <w:lang w:val="hi_IN" w:bidi="hi_IN"/>
+        </w:rPr>
+        <w:t>21:20–24</w:t>
+      </w:r>
       <w:r>
         <w:rPr>
           <w:lang w:val="hi_IN" w:bidi="hi_IN"/>
@@ -750,18 +600,12 @@
         </w:rPr>
         <w:t>अनुयायी बन गए थे (</w:t>
       </w:r>
-      <w:hyperlink r:id="rId27">
-        <w:r>
-          <w:rPr>
-            <w:lang w:val="hi_IN" w:bidi="hi_IN"/>
-          </w:rPr>
-          <w:rPr>
-            <w:color w:val="0000EE"/>
-            <w:u w:val="single"/>
-          </w:rPr>
-          <w:t>यूह 1:35–40</w:t>
-        </w:r>
-      </w:hyperlink>
+      <w:r>
+        <w:rPr>
+          <w:lang w:val="hi_IN" w:bidi="hi_IN"/>
+        </w:rPr>
+        <w:t>यूह 1:35–40</w:t>
+      </w:r>
       <w:r>
         <w:rPr>
           <w:lang w:val="hi_IN" w:bidi="hi_IN"/>
@@ -782,72 +626,48 @@
         </w:rPr>
         <w:t>यूहन्ना का नाम प्रेरितों के काम में तीन बार आता है। हर बार, वह पतरस के साथ काम करते हैं (</w:t>
       </w:r>
-      <w:hyperlink r:id="rId38">
-        <w:r>
-          <w:rPr>
-            <w:lang w:val="hi_IN" w:bidi="hi_IN"/>
-          </w:rPr>
-          <w:rPr>
-            <w:color w:val="0000EE"/>
-            <w:u w:val="single"/>
-          </w:rPr>
-          <w:t>प्रेरि 3:1–11</w:t>
-        </w:r>
-      </w:hyperlink>
+      <w:r>
+        <w:rPr>
+          <w:lang w:val="hi_IN" w:bidi="hi_IN"/>
+        </w:rPr>
+        <w:t>प्रेरि 3:1–11</w:t>
+      </w:r>
       <w:r>
         <w:rPr>
           <w:lang w:val="hi_IN" w:bidi="hi_IN"/>
         </w:rPr>
         <w:t xml:space="preserve">; </w:t>
       </w:r>
-      <w:hyperlink r:id="rId39">
-        <w:r>
-          <w:rPr>
-            <w:lang w:val="hi_IN" w:bidi="hi_IN"/>
-          </w:rPr>
-          <w:rPr>
-            <w:color w:val="0000EE"/>
-            <w:u w:val="single"/>
-          </w:rPr>
-          <w:t>4:1–23</w:t>
-        </w:r>
-      </w:hyperlink>
+      <w:r>
+        <w:rPr>
+          <w:lang w:val="hi_IN" w:bidi="hi_IN"/>
+        </w:rPr>
+        <w:t>4:1–23</w:t>
+      </w:r>
       <w:r>
         <w:rPr>
           <w:lang w:val="hi_IN" w:bidi="hi_IN"/>
         </w:rPr>
         <w:t xml:space="preserve">; </w:t>
       </w:r>
-      <w:hyperlink r:id="rId40">
-        <w:r>
-          <w:rPr>
-            <w:lang w:val="hi_IN" w:bidi="hi_IN"/>
-          </w:rPr>
-          <w:rPr>
-            <w:color w:val="0000EE"/>
-            <w:u w:val="single"/>
-          </w:rPr>
-          <w:t>8:14–25</w:t>
-        </w:r>
-      </w:hyperlink>
+      <w:r>
+        <w:rPr>
+          <w:lang w:val="hi_IN" w:bidi="hi_IN"/>
+        </w:rPr>
+        <w:t>8:14–25</w:t>
+      </w:r>
       <w:r>
         <w:rPr>
           <w:lang w:val="hi_IN" w:bidi="hi_IN"/>
         </w:rPr>
         <w:t>)। पौलुस ने उन्हें यरूशलेम की कलीसिया के "स्तंभों" में से एक कहा (</w:t>
       </w:r>
-      <w:hyperlink r:id="rId41">
-        <w:r>
-          <w:rPr>
-            <w:lang w:val="hi_IN" w:bidi="hi_IN"/>
-          </w:rPr>
-          <w:rPr>
-            <w:color w:val="0000EE"/>
-            <w:u w:val="single"/>
-          </w:rPr>
-          <w:t>गला 2:9</w:t>
-        </w:r>
-      </w:hyperlink>
+      <w:r>
+        <w:rPr>
+          <w:lang w:val="hi_IN" w:bidi="hi_IN"/>
+        </w:rPr>
+        <w:t>गला 2:9</w:t>
+      </w:r>
       <w:r>
         <w:rPr>
           <w:lang w:val="hi_IN" w:bidi="hi_IN"/>
@@ -868,54 +688,36 @@
         </w:rPr>
         <w:t>यूहन्ना के बाद के जीवन के बारे में माना जाता है कि वह इफिसुस चले गए। वहाँ, वह एशिया के उपद्वीप के बिशप बन गए। उन्होंने वृद्धावस्था तक जीवन व्यतीत किया और मित्रों के बीच उनकी शांतिपूर्ण मृत्यु हुई। उनका सुसमाचार यीशु की एक गहरी तस्वीर प्रस्तुत करता है और उनके पत्र (</w:t>
       </w:r>
-      <w:hyperlink r:id="rId42">
-        <w:r>
-          <w:rPr>
-            <w:lang w:val="hi_IN" w:bidi="hi_IN"/>
-          </w:rPr>
-          <w:rPr>
-            <w:color w:val="0000EE"/>
-            <w:u w:val="single"/>
-          </w:rPr>
-          <w:t>1 यूह</w:t>
-        </w:r>
-      </w:hyperlink>
+      <w:r>
+        <w:rPr>
+          <w:lang w:val="hi_IN" w:bidi="hi_IN"/>
+        </w:rPr>
+        <w:t>1 यूह</w:t>
+      </w:r>
       <w:r>
         <w:rPr>
           <w:lang w:val="hi_IN" w:bidi="hi_IN"/>
         </w:rPr>
         <w:t xml:space="preserve">, </w:t>
       </w:r>
-      <w:hyperlink r:id="rId43">
-        <w:r>
-          <w:rPr>
-            <w:lang w:val="hi_IN" w:bidi="hi_IN"/>
-          </w:rPr>
-          <w:rPr>
-            <w:color w:val="0000EE"/>
-            <w:u w:val="single"/>
-          </w:rPr>
-          <w:t>2 यूह</w:t>
-        </w:r>
-      </w:hyperlink>
+      <w:r>
+        <w:rPr>
+          <w:lang w:val="hi_IN" w:bidi="hi_IN"/>
+        </w:rPr>
+        <w:t>2 यूह</w:t>
+      </w:r>
       <w:r>
         <w:rPr>
           <w:lang w:val="hi_IN" w:bidi="hi_IN"/>
         </w:rPr>
         <w:t xml:space="preserve"> और </w:t>
       </w:r>
-      <w:hyperlink r:id="rId44">
-        <w:r>
-          <w:rPr>
-            <w:lang w:val="hi_IN" w:bidi="hi_IN"/>
-          </w:rPr>
-          <w:rPr>
-            <w:color w:val="0000EE"/>
-            <w:u w:val="single"/>
-          </w:rPr>
-          <w:t>3 यूह</w:t>
-        </w:r>
-      </w:hyperlink>
+      <w:r>
+        <w:rPr>
+          <w:lang w:val="hi_IN" w:bidi="hi_IN"/>
+        </w:rPr>
+        <w:t>3 यूह</w:t>
+      </w:r>
       <w:r>
         <w:rPr>
           <w:lang w:val="hi_IN" w:bidi="hi_IN"/>
@@ -945,594 +747,396 @@
           <w:lang w:val="hi_IN" w:bidi="hi_IN"/>
         </w:rPr>
       </w:r>
-      <w:hyperlink r:id="rId45">
-        <w:r>
-          <w:rPr>
-            <w:lang w:val="hi_IN" w:bidi="hi_IN"/>
-          </w:rPr>
-          <w:rPr>
-            <w:color w:val="0000EE"/>
-            <w:u w:val="single"/>
-          </w:rPr>
-          <w:t>मत्ती 4:21–22</w:t>
-        </w:r>
-      </w:hyperlink>
+      <w:r>
+        <w:rPr>
+          <w:lang w:val="hi_IN" w:bidi="hi_IN"/>
+        </w:rPr>
+        <w:t>मत्ती 4:21–22</w:t>
+      </w:r>
       <w:r>
         <w:rPr>
           <w:lang w:val="hi_IN" w:bidi="hi_IN"/>
         </w:rPr>
         <w:t xml:space="preserve">; </w:t>
       </w:r>
-      <w:hyperlink r:id="rId46">
-        <w:r>
-          <w:rPr>
-            <w:lang w:val="hi_IN" w:bidi="hi_IN"/>
-          </w:rPr>
-          <w:rPr>
-            <w:color w:val="0000EE"/>
-            <w:u w:val="single"/>
-          </w:rPr>
-          <w:t>10:2</w:t>
-        </w:r>
-      </w:hyperlink>
+      <w:r>
+        <w:rPr>
+          <w:lang w:val="hi_IN" w:bidi="hi_IN"/>
+        </w:rPr>
+        <w:t>10:2</w:t>
+      </w:r>
       <w:r>
         <w:rPr>
           <w:lang w:val="hi_IN" w:bidi="hi_IN"/>
         </w:rPr>
         <w:t xml:space="preserve">; </w:t>
       </w:r>
-      <w:hyperlink r:id="rId47">
-        <w:r>
-          <w:rPr>
-            <w:lang w:val="hi_IN" w:bidi="hi_IN"/>
-          </w:rPr>
-          <w:rPr>
-            <w:color w:val="0000EE"/>
-            <w:u w:val="single"/>
-          </w:rPr>
-          <w:t>17:1</w:t>
-        </w:r>
-      </w:hyperlink>
+      <w:r>
+        <w:rPr>
+          <w:lang w:val="hi_IN" w:bidi="hi_IN"/>
+        </w:rPr>
+        <w:t>17:1</w:t>
+      </w:r>
       <w:r>
         <w:rPr>
           <w:lang w:val="hi_IN" w:bidi="hi_IN"/>
         </w:rPr>
         <w:t xml:space="preserve">; </w:t>
       </w:r>
-      <w:hyperlink r:id="rId48">
-        <w:r>
-          <w:rPr>
-            <w:lang w:val="hi_IN" w:bidi="hi_IN"/>
-          </w:rPr>
-          <w:rPr>
-            <w:color w:val="0000EE"/>
-            <w:u w:val="single"/>
-          </w:rPr>
-          <w:t>20:20–24</w:t>
-        </w:r>
-      </w:hyperlink>
+      <w:r>
+        <w:rPr>
+          <w:lang w:val="hi_IN" w:bidi="hi_IN"/>
+        </w:rPr>
+        <w:t>20:20–24</w:t>
+      </w:r>
       <w:r>
         <w:rPr>
           <w:lang w:val="hi_IN" w:bidi="hi_IN"/>
         </w:rPr>
         <w:t xml:space="preserve">; </w:t>
       </w:r>
-      <w:hyperlink r:id="rId49">
-        <w:r>
-          <w:rPr>
-            <w:lang w:val="hi_IN" w:bidi="hi_IN"/>
-          </w:rPr>
-          <w:rPr>
-            <w:color w:val="0000EE"/>
-            <w:u w:val="single"/>
-          </w:rPr>
-          <w:t>26:37–46</w:t>
-        </w:r>
-      </w:hyperlink>
+      <w:r>
+        <w:rPr>
+          <w:lang w:val="hi_IN" w:bidi="hi_IN"/>
+        </w:rPr>
+        <w:t>26:37–46</w:t>
+      </w:r>
       <w:r>
         <w:rPr>
           <w:lang w:val="hi_IN" w:bidi="hi_IN"/>
         </w:rPr>
         <w:t xml:space="preserve">; </w:t>
       </w:r>
-      <w:hyperlink r:id="rId50">
-        <w:r>
-          <w:rPr>
-            <w:lang w:val="hi_IN" w:bidi="hi_IN"/>
-          </w:rPr>
-          <w:rPr>
-            <w:color w:val="0000EE"/>
-            <w:u w:val="single"/>
-          </w:rPr>
-          <w:t>मरकुस 1:19–20</w:t>
-        </w:r>
-      </w:hyperlink>
+      <w:r>
+        <w:rPr>
+          <w:lang w:val="hi_IN" w:bidi="hi_IN"/>
+        </w:rPr>
+        <w:t>मरकुस 1:19–20</w:t>
+      </w:r>
       <w:r>
         <w:rPr>
           <w:lang w:val="hi_IN" w:bidi="hi_IN"/>
         </w:rPr>
         <w:t xml:space="preserve">, </w:t>
       </w:r>
-      <w:hyperlink r:id="rId51">
-        <w:r>
-          <w:rPr>
-            <w:lang w:val="hi_IN" w:bidi="hi_IN"/>
-          </w:rPr>
-          <w:rPr>
-            <w:color w:val="0000EE"/>
-            <w:u w:val="single"/>
-          </w:rPr>
-          <w:t>29</w:t>
-        </w:r>
-      </w:hyperlink>
+      <w:r>
+        <w:rPr>
+          <w:lang w:val="hi_IN" w:bidi="hi_IN"/>
+        </w:rPr>
+        <w:t>29</w:t>
+      </w:r>
       <w:r>
         <w:rPr>
           <w:lang w:val="hi_IN" w:bidi="hi_IN"/>
         </w:rPr>
         <w:t xml:space="preserve">; </w:t>
       </w:r>
-      <w:hyperlink r:id="rId28">
-        <w:r>
-          <w:rPr>
-            <w:lang w:val="hi_IN" w:bidi="hi_IN"/>
-          </w:rPr>
-          <w:rPr>
-            <w:color w:val="0000EE"/>
-            <w:u w:val="single"/>
-          </w:rPr>
-          <w:t>3:17</w:t>
-        </w:r>
-      </w:hyperlink>
+      <w:r>
+        <w:rPr>
+          <w:lang w:val="hi_IN" w:bidi="hi_IN"/>
+        </w:rPr>
+        <w:t>3:17</w:t>
+      </w:r>
       <w:r>
         <w:rPr>
           <w:lang w:val="hi_IN" w:bidi="hi_IN"/>
         </w:rPr>
         <w:t xml:space="preserve">; </w:t>
       </w:r>
-      <w:hyperlink r:id="rId13">
-        <w:r>
-          <w:rPr>
-            <w:lang w:val="hi_IN" w:bidi="hi_IN"/>
-          </w:rPr>
-          <w:rPr>
-            <w:color w:val="0000EE"/>
-            <w:u w:val="single"/>
-          </w:rPr>
-          <w:t>5:37</w:t>
-        </w:r>
-      </w:hyperlink>
+      <w:r>
+        <w:rPr>
+          <w:lang w:val="hi_IN" w:bidi="hi_IN"/>
+        </w:rPr>
+        <w:t>5:37</w:t>
+      </w:r>
       <w:r>
         <w:rPr>
           <w:lang w:val="hi_IN" w:bidi="hi_IN"/>
         </w:rPr>
         <w:t xml:space="preserve">; </w:t>
       </w:r>
-      <w:hyperlink r:id="rId14">
-        <w:r>
-          <w:rPr>
-            <w:lang w:val="hi_IN" w:bidi="hi_IN"/>
-          </w:rPr>
-          <w:rPr>
-            <w:color w:val="0000EE"/>
-            <w:u w:val="single"/>
-          </w:rPr>
-          <w:t>9:2</w:t>
-        </w:r>
-      </w:hyperlink>
+      <w:r>
+        <w:rPr>
+          <w:lang w:val="hi_IN" w:bidi="hi_IN"/>
+        </w:rPr>
+        <w:t>9:2</w:t>
+      </w:r>
       <w:r>
         <w:rPr>
           <w:lang w:val="hi_IN" w:bidi="hi_IN"/>
         </w:rPr>
         <w:t xml:space="preserve">, </w:t>
       </w:r>
-      <w:hyperlink r:id="rId52">
-        <w:r>
-          <w:rPr>
-            <w:lang w:val="hi_IN" w:bidi="hi_IN"/>
-          </w:rPr>
-          <w:rPr>
-            <w:color w:val="0000EE"/>
-            <w:u w:val="single"/>
-          </w:rPr>
-          <w:t>38</w:t>
-        </w:r>
-      </w:hyperlink>
+      <w:r>
+        <w:rPr>
+          <w:lang w:val="hi_IN" w:bidi="hi_IN"/>
+        </w:rPr>
+        <w:t>38</w:t>
+      </w:r>
       <w:r>
         <w:rPr>
           <w:lang w:val="hi_IN" w:bidi="hi_IN"/>
         </w:rPr>
         <w:t xml:space="preserve">; </w:t>
       </w:r>
-      <w:hyperlink r:id="rId53">
-        <w:r>
-          <w:rPr>
-            <w:lang w:val="hi_IN" w:bidi="hi_IN"/>
-          </w:rPr>
-          <w:rPr>
-            <w:color w:val="0000EE"/>
-            <w:u w:val="single"/>
-          </w:rPr>
-          <w:t>10:35–41</w:t>
-        </w:r>
-      </w:hyperlink>
+      <w:r>
+        <w:rPr>
+          <w:lang w:val="hi_IN" w:bidi="hi_IN"/>
+        </w:rPr>
+        <w:t>10:35–41</w:t>
+      </w:r>
       <w:r>
         <w:rPr>
           <w:lang w:val="hi_IN" w:bidi="hi_IN"/>
         </w:rPr>
         <w:t xml:space="preserve">; </w:t>
       </w:r>
-      <w:hyperlink r:id="rId54">
-        <w:r>
-          <w:rPr>
-            <w:lang w:val="hi_IN" w:bidi="hi_IN"/>
-          </w:rPr>
-          <w:rPr>
-            <w:color w:val="0000EE"/>
-            <w:u w:val="single"/>
-          </w:rPr>
-          <w:t>13:3–4</w:t>
-        </w:r>
-      </w:hyperlink>
+      <w:r>
+        <w:rPr>
+          <w:lang w:val="hi_IN" w:bidi="hi_IN"/>
+        </w:rPr>
+        <w:t>13:3–4</w:t>
+      </w:r>
       <w:r>
         <w:rPr>
           <w:lang w:val="hi_IN" w:bidi="hi_IN"/>
         </w:rPr>
         <w:t xml:space="preserve">; </w:t>
       </w:r>
-      <w:hyperlink r:id="rId55">
-        <w:r>
-          <w:rPr>
-            <w:lang w:val="hi_IN" w:bidi="hi_IN"/>
-          </w:rPr>
-          <w:rPr>
-            <w:color w:val="0000EE"/>
-            <w:u w:val="single"/>
-          </w:rPr>
-          <w:t>14:33–42</w:t>
-        </w:r>
-      </w:hyperlink>
+      <w:r>
+        <w:rPr>
+          <w:lang w:val="hi_IN" w:bidi="hi_IN"/>
+        </w:rPr>
+        <w:t>14:33–42</w:t>
+      </w:r>
       <w:r>
         <w:rPr>
           <w:lang w:val="hi_IN" w:bidi="hi_IN"/>
         </w:rPr>
         <w:t xml:space="preserve">; </w:t>
       </w:r>
-      <w:hyperlink r:id="rId56">
-        <w:r>
-          <w:rPr>
-            <w:lang w:val="hi_IN" w:bidi="hi_IN"/>
-          </w:rPr>
-          <w:rPr>
-            <w:color w:val="0000EE"/>
-            <w:u w:val="single"/>
-          </w:rPr>
-          <w:t>लूका 5:10</w:t>
-        </w:r>
-      </w:hyperlink>
+      <w:r>
+        <w:rPr>
+          <w:lang w:val="hi_IN" w:bidi="hi_IN"/>
+        </w:rPr>
+        <w:t>लूका 5:10</w:t>
+      </w:r>
       <w:r>
         <w:rPr>
           <w:lang w:val="hi_IN" w:bidi="hi_IN"/>
         </w:rPr>
         <w:t xml:space="preserve">; </w:t>
       </w:r>
-      <w:hyperlink r:id="rId57">
-        <w:r>
-          <w:rPr>
-            <w:lang w:val="hi_IN" w:bidi="hi_IN"/>
-          </w:rPr>
-          <w:rPr>
-            <w:color w:val="0000EE"/>
-            <w:u w:val="single"/>
-          </w:rPr>
-          <w:t>6:14</w:t>
-        </w:r>
-      </w:hyperlink>
+      <w:r>
+        <w:rPr>
+          <w:lang w:val="hi_IN" w:bidi="hi_IN"/>
+        </w:rPr>
+        <w:t>6:14</w:t>
+      </w:r>
       <w:r>
         <w:rPr>
           <w:lang w:val="hi_IN" w:bidi="hi_IN"/>
         </w:rPr>
         <w:t xml:space="preserve">; </w:t>
       </w:r>
-      <w:hyperlink r:id="rId58">
-        <w:r>
-          <w:rPr>
-            <w:lang w:val="hi_IN" w:bidi="hi_IN"/>
-          </w:rPr>
-          <w:rPr>
-            <w:color w:val="0000EE"/>
-            <w:u w:val="single"/>
-          </w:rPr>
-          <w:t>8:51</w:t>
-        </w:r>
-      </w:hyperlink>
+      <w:r>
+        <w:rPr>
+          <w:lang w:val="hi_IN" w:bidi="hi_IN"/>
+        </w:rPr>
+        <w:t>8:51</w:t>
+      </w:r>
       <w:r>
         <w:rPr>
           <w:lang w:val="hi_IN" w:bidi="hi_IN"/>
         </w:rPr>
         <w:t xml:space="preserve">; </w:t>
       </w:r>
-      <w:hyperlink r:id="rId59">
-        <w:r>
-          <w:rPr>
-            <w:lang w:val="hi_IN" w:bidi="hi_IN"/>
-          </w:rPr>
-          <w:rPr>
-            <w:color w:val="0000EE"/>
-            <w:u w:val="single"/>
-          </w:rPr>
-          <w:t>9:28</w:t>
-        </w:r>
-      </w:hyperlink>
+      <w:r>
+        <w:rPr>
+          <w:lang w:val="hi_IN" w:bidi="hi_IN"/>
+        </w:rPr>
+        <w:t>9:28</w:t>
+      </w:r>
       <w:r>
         <w:rPr>
           <w:lang w:val="hi_IN" w:bidi="hi_IN"/>
         </w:rPr>
         <w:t xml:space="preserve">, </w:t>
       </w:r>
-      <w:hyperlink r:id="rId60">
-        <w:r>
-          <w:rPr>
-            <w:lang w:val="hi_IN" w:bidi="hi_IN"/>
-          </w:rPr>
-          <w:rPr>
-            <w:color w:val="0000EE"/>
-            <w:u w:val="single"/>
-          </w:rPr>
-          <w:t>49</w:t>
-        </w:r>
-      </w:hyperlink>
+      <w:r>
+        <w:rPr>
+          <w:lang w:val="hi_IN" w:bidi="hi_IN"/>
+        </w:rPr>
+        <w:t>49</w:t>
+      </w:r>
       <w:r>
         <w:rPr>
           <w:lang w:val="hi_IN" w:bidi="hi_IN"/>
         </w:rPr>
         <w:t xml:space="preserve">, </w:t>
       </w:r>
-      <w:hyperlink r:id="rId29">
-        <w:r>
-          <w:rPr>
-            <w:lang w:val="hi_IN" w:bidi="hi_IN"/>
-          </w:rPr>
-          <w:rPr>
-            <w:color w:val="0000EE"/>
-            <w:u w:val="single"/>
-          </w:rPr>
-          <w:t>54</w:t>
-        </w:r>
-      </w:hyperlink>
+      <w:r>
+        <w:rPr>
+          <w:lang w:val="hi_IN" w:bidi="hi_IN"/>
+        </w:rPr>
+        <w:t>54</w:t>
+      </w:r>
       <w:r>
         <w:rPr>
           <w:lang w:val="hi_IN" w:bidi="hi_IN"/>
         </w:rPr>
         <w:t xml:space="preserve">; </w:t>
       </w:r>
-      <w:hyperlink r:id="rId33">
-        <w:r>
-          <w:rPr>
-            <w:lang w:val="hi_IN" w:bidi="hi_IN"/>
-          </w:rPr>
-          <w:rPr>
-            <w:color w:val="0000EE"/>
-            <w:u w:val="single"/>
-          </w:rPr>
-          <w:t>यूहन्ना 13:23–25</w:t>
-        </w:r>
-      </w:hyperlink>
+      <w:r>
+        <w:rPr>
+          <w:lang w:val="hi_IN" w:bidi="hi_IN"/>
+        </w:rPr>
+        <w:t>यूहन्ना 13:23–25</w:t>
+      </w:r>
       <w:r>
         <w:rPr>
           <w:lang w:val="hi_IN" w:bidi="hi_IN"/>
         </w:rPr>
         <w:t xml:space="preserve">; </w:t>
       </w:r>
-      <w:hyperlink r:id="rId34">
-        <w:r>
-          <w:rPr>
-            <w:lang w:val="hi_IN" w:bidi="hi_IN"/>
-          </w:rPr>
-          <w:rPr>
-            <w:color w:val="0000EE"/>
-            <w:u w:val="single"/>
-          </w:rPr>
-          <w:t>18:15–16</w:t>
-        </w:r>
-      </w:hyperlink>
+      <w:r>
+        <w:rPr>
+          <w:lang w:val="hi_IN" w:bidi="hi_IN"/>
+        </w:rPr>
+        <w:t>18:15–16</w:t>
+      </w:r>
       <w:r>
         <w:rPr>
           <w:lang w:val="hi_IN" w:bidi="hi_IN"/>
         </w:rPr>
         <w:t xml:space="preserve">; </w:t>
       </w:r>
-      <w:hyperlink r:id="rId35">
-        <w:r>
-          <w:rPr>
-            <w:lang w:val="hi_IN" w:bidi="hi_IN"/>
-          </w:rPr>
-          <w:rPr>
-            <w:color w:val="0000EE"/>
-            <w:u w:val="single"/>
-          </w:rPr>
-          <w:t>19:26–27</w:t>
-        </w:r>
-      </w:hyperlink>
+      <w:r>
+        <w:rPr>
+          <w:lang w:val="hi_IN" w:bidi="hi_IN"/>
+        </w:rPr>
+        <w:t>19:26–27</w:t>
+      </w:r>
       <w:r>
         <w:rPr>
           <w:lang w:val="hi_IN" w:bidi="hi_IN"/>
         </w:rPr>
         <w:t xml:space="preserve">; </w:t>
       </w:r>
-      <w:hyperlink r:id="rId36">
-        <w:r>
-          <w:rPr>
-            <w:lang w:val="hi_IN" w:bidi="hi_IN"/>
-          </w:rPr>
-          <w:rPr>
-            <w:color w:val="0000EE"/>
-            <w:u w:val="single"/>
-          </w:rPr>
-          <w:t>20:2–10</w:t>
-        </w:r>
-      </w:hyperlink>
+      <w:r>
+        <w:rPr>
+          <w:lang w:val="hi_IN" w:bidi="hi_IN"/>
+        </w:rPr>
+        <w:t>20:2–10</w:t>
+      </w:r>
       <w:r>
         <w:rPr>
           <w:lang w:val="hi_IN" w:bidi="hi_IN"/>
         </w:rPr>
         <w:t xml:space="preserve">; </w:t>
       </w:r>
-      <w:hyperlink r:id="rId61">
-        <w:r>
-          <w:rPr>
-            <w:lang w:val="hi_IN" w:bidi="hi_IN"/>
-          </w:rPr>
-          <w:rPr>
-            <w:color w:val="0000EE"/>
-            <w:u w:val="single"/>
-          </w:rPr>
-          <w:t>21:2</w:t>
-        </w:r>
-      </w:hyperlink>
+      <w:r>
+        <w:rPr>
+          <w:lang w:val="hi_IN" w:bidi="hi_IN"/>
+        </w:rPr>
+        <w:t>21:2</w:t>
+      </w:r>
       <w:r>
         <w:rPr>
           <w:lang w:val="hi_IN" w:bidi="hi_IN"/>
         </w:rPr>
         <w:t xml:space="preserve">, </w:t>
       </w:r>
-      <w:hyperlink r:id="rId62">
-        <w:r>
-          <w:rPr>
-            <w:lang w:val="hi_IN" w:bidi="hi_IN"/>
-          </w:rPr>
-          <w:rPr>
-            <w:color w:val="0000EE"/>
-            <w:u w:val="single"/>
-          </w:rPr>
-          <w:t>7</w:t>
-        </w:r>
-      </w:hyperlink>
+      <w:r>
+        <w:rPr>
+          <w:lang w:val="hi_IN" w:bidi="hi_IN"/>
+        </w:rPr>
+        <w:t>7</w:t>
+      </w:r>
       <w:r>
         <w:rPr>
           <w:lang w:val="hi_IN" w:bidi="hi_IN"/>
         </w:rPr>
         <w:t xml:space="preserve">, </w:t>
       </w:r>
-      <w:hyperlink r:id="rId37">
-        <w:r>
-          <w:rPr>
-            <w:lang w:val="hi_IN" w:bidi="hi_IN"/>
-          </w:rPr>
-          <w:rPr>
-            <w:color w:val="0000EE"/>
-            <w:u w:val="single"/>
-          </w:rPr>
-          <w:t>20–24</w:t>
-        </w:r>
-      </w:hyperlink>
+      <w:r>
+        <w:rPr>
+          <w:lang w:val="hi_IN" w:bidi="hi_IN"/>
+        </w:rPr>
+        <w:t>20–24</w:t>
+      </w:r>
       <w:r>
         <w:rPr>
           <w:lang w:val="hi_IN" w:bidi="hi_IN"/>
         </w:rPr>
         <w:t xml:space="preserve">; </w:t>
       </w:r>
-      <w:hyperlink r:id="rId63">
-        <w:r>
-          <w:rPr>
-            <w:lang w:val="hi_IN" w:bidi="hi_IN"/>
-          </w:rPr>
-          <w:rPr>
-            <w:color w:val="0000EE"/>
-            <w:u w:val="single"/>
-          </w:rPr>
-          <w:t>प्रेरितों के काम 1:13</w:t>
-        </w:r>
-      </w:hyperlink>
+      <w:r>
+        <w:rPr>
+          <w:lang w:val="hi_IN" w:bidi="hi_IN"/>
+        </w:rPr>
+        <w:t>प्रेरितों के काम 1:13</w:t>
+      </w:r>
       <w:r>
         <w:rPr>
           <w:lang w:val="hi_IN" w:bidi="hi_IN"/>
         </w:rPr>
         <w:t xml:space="preserve">; </w:t>
       </w:r>
-      <w:hyperlink r:id="rId38">
-        <w:r>
-          <w:rPr>
-            <w:lang w:val="hi_IN" w:bidi="hi_IN"/>
-          </w:rPr>
-          <w:rPr>
-            <w:color w:val="0000EE"/>
-            <w:u w:val="single"/>
-          </w:rPr>
-          <w:t>3:1–11</w:t>
-        </w:r>
-      </w:hyperlink>
+      <w:r>
+        <w:rPr>
+          <w:lang w:val="hi_IN" w:bidi="hi_IN"/>
+        </w:rPr>
+        <w:t>3:1–11</w:t>
+      </w:r>
       <w:r>
         <w:rPr>
           <w:lang w:val="hi_IN" w:bidi="hi_IN"/>
         </w:rPr>
         <w:t xml:space="preserve">; </w:t>
       </w:r>
-      <w:hyperlink r:id="rId64">
-        <w:r>
-          <w:rPr>
-            <w:lang w:val="hi_IN" w:bidi="hi_IN"/>
-          </w:rPr>
-          <w:rPr>
-            <w:color w:val="0000EE"/>
-            <w:u w:val="single"/>
-          </w:rPr>
-          <w:t>4:1–22</w:t>
-        </w:r>
-      </w:hyperlink>
+      <w:r>
+        <w:rPr>
+          <w:lang w:val="hi_IN" w:bidi="hi_IN"/>
+        </w:rPr>
+        <w:t>4:1–22</w:t>
+      </w:r>
       <w:r>
         <w:rPr>
           <w:lang w:val="hi_IN" w:bidi="hi_IN"/>
         </w:rPr>
         <w:t xml:space="preserve">; </w:t>
       </w:r>
-      <w:hyperlink r:id="rId65">
-        <w:r>
-          <w:rPr>
-            <w:lang w:val="hi_IN" w:bidi="hi_IN"/>
-          </w:rPr>
-          <w:rPr>
-            <w:color w:val="0000EE"/>
-            <w:u w:val="single"/>
-          </w:rPr>
-          <w:t>5:17–42</w:t>
-        </w:r>
-      </w:hyperlink>
+      <w:r>
+        <w:rPr>
+          <w:lang w:val="hi_IN" w:bidi="hi_IN"/>
+        </w:rPr>
+        <w:t>5:17–42</w:t>
+      </w:r>
       <w:r>
         <w:rPr>
           <w:lang w:val="hi_IN" w:bidi="hi_IN"/>
         </w:rPr>
         <w:t xml:space="preserve">; </w:t>
       </w:r>
-      <w:hyperlink r:id="rId40">
-        <w:r>
-          <w:rPr>
-            <w:lang w:val="hi_IN" w:bidi="hi_IN"/>
-          </w:rPr>
-          <w:rPr>
-            <w:color w:val="0000EE"/>
-            <w:u w:val="single"/>
-          </w:rPr>
-          <w:t>8:14–25</w:t>
-        </w:r>
-      </w:hyperlink>
+      <w:r>
+        <w:rPr>
+          <w:lang w:val="hi_IN" w:bidi="hi_IN"/>
+        </w:rPr>
+        <w:t>8:14–25</w:t>
+      </w:r>
       <w:r>
         <w:rPr>
           <w:lang w:val="hi_IN" w:bidi="hi_IN"/>
         </w:rPr>
         <w:t xml:space="preserve">; </w:t>
       </w:r>
-      <w:hyperlink r:id="rId41">
-        <w:r>
-          <w:rPr>
-            <w:lang w:val="hi_IN" w:bidi="hi_IN"/>
-          </w:rPr>
-          <w:rPr>
-            <w:color w:val="0000EE"/>
-            <w:u w:val="single"/>
-          </w:rPr>
-          <w:t>गलातियों 2:9</w:t>
-        </w:r>
-      </w:hyperlink>
+      <w:r>
+        <w:rPr>
+          <w:lang w:val="hi_IN" w:bidi="hi_IN"/>
+        </w:rPr>
+        <w:t>गलातियों 2:9</w:t>
+      </w:r>
       <w:r>
         <w:rPr>
           <w:lang w:val="hi_IN" w:bidi="hi_IN"/>
@@ -1615,72 +1219,48 @@
         </w:rPr>
         <w:t>बहुत से लोगों ने जरुब्बाबेल से बड़ी बातों की आशा की, क्योंकि वे राजा दाऊद के परिवार से थे (</w:t>
       </w:r>
-      <w:hyperlink r:id="rId66">
-        <w:r>
-          <w:rPr>
-            <w:lang w:val="hi_IN" w:bidi="hi_IN"/>
-          </w:rPr>
-          <w:rPr>
-            <w:color w:val="0000EE"/>
-            <w:u w:val="single"/>
-          </w:rPr>
-          <w:t>1 इति 3:1–19</w:t>
-        </w:r>
-      </w:hyperlink>
+      <w:r>
+        <w:rPr>
+          <w:lang w:val="hi_IN" w:bidi="hi_IN"/>
+        </w:rPr>
+        <w:t>1 इति 3:1–19</w:t>
+      </w:r>
       <w:r>
         <w:rPr>
           <w:lang w:val="hi_IN" w:bidi="hi_IN"/>
         </w:rPr>
         <w:t>)। जकर्याह और हाग्गै जरुब्बाबेल को मसीहाई रूप में वर्णित करते हैं, जिन्हें परमेश्वर ने इस्राएल को पुनःस्थापित करने के लिए चुना था (</w:t>
       </w:r>
-      <w:hyperlink r:id="rId67">
-        <w:r>
-          <w:rPr>
-            <w:lang w:val="hi_IN" w:bidi="hi_IN"/>
-          </w:rPr>
-          <w:rPr>
-            <w:color w:val="0000EE"/>
-            <w:u w:val="single"/>
-          </w:rPr>
-          <w:t>हाग्गै 2:21–23</w:t>
-        </w:r>
-      </w:hyperlink>
+      <w:r>
+        <w:rPr>
+          <w:lang w:val="hi_IN" w:bidi="hi_IN"/>
+        </w:rPr>
+        <w:t>हाग्गै 2:21–23</w:t>
+      </w:r>
       <w:r>
         <w:rPr>
           <w:lang w:val="hi_IN" w:bidi="hi_IN"/>
         </w:rPr>
         <w:t xml:space="preserve">; </w:t>
       </w:r>
-      <w:hyperlink r:id="rId68">
-        <w:r>
-          <w:rPr>
-            <w:lang w:val="hi_IN" w:bidi="hi_IN"/>
-          </w:rPr>
-          <w:rPr>
-            <w:color w:val="0000EE"/>
-            <w:u w:val="single"/>
-          </w:rPr>
-          <w:t>जक 4:6–7</w:t>
-        </w:r>
-      </w:hyperlink>
+      <w:r>
+        <w:rPr>
+          <w:lang w:val="hi_IN" w:bidi="hi_IN"/>
+        </w:rPr>
+        <w:t>जक 4:6–7</w:t>
+      </w:r>
       <w:r>
         <w:rPr>
           <w:lang w:val="hi_IN" w:bidi="hi_IN"/>
         </w:rPr>
         <w:t>)। हालाँकि, जरुब्बाबेल जल्द ही बिना किसी स्पष्टीकरण के बाइबल की कहानी से समाप्त हो जाते हैं। यह यहूदिया के आरम्भिक अधिपति मसीह नहीं थे। इसके विपरीत, जरुब्बाबेल के वंशजों में से एक, यीशु मसीह, इस महिमामयी भूमिका को निभाएंगे (</w:t>
       </w:r>
-      <w:hyperlink r:id="rId69">
-        <w:r>
-          <w:rPr>
-            <w:lang w:val="hi_IN" w:bidi="hi_IN"/>
-          </w:rPr>
-          <w:rPr>
-            <w:color w:val="0000EE"/>
-            <w:u w:val="single"/>
-          </w:rPr>
-          <w:t>मत्ती 1:12</w:t>
-        </w:r>
-      </w:hyperlink>
+      <w:r>
+        <w:rPr>
+          <w:lang w:val="hi_IN" w:bidi="hi_IN"/>
+        </w:rPr>
+        <w:t>मत्ती 1:12</w:t>
+      </w:r>
       <w:r>
         <w:rPr>
           <w:lang w:val="hi_IN" w:bidi="hi_IN"/>
@@ -1710,90 +1290,60 @@
           <w:lang w:val="hi_IN" w:bidi="hi_IN"/>
         </w:rPr>
       </w:r>
-      <w:hyperlink r:id="rId70">
-        <w:r>
-          <w:rPr>
-            <w:lang w:val="hi_IN" w:bidi="hi_IN"/>
-          </w:rPr>
-          <w:rPr>
-            <w:color w:val="0000EE"/>
-            <w:u w:val="single"/>
-          </w:rPr>
-          <w:t>एज्रा 2:1–6:22</w:t>
-        </w:r>
-      </w:hyperlink>
+      <w:r>
+        <w:rPr>
+          <w:lang w:val="hi_IN" w:bidi="hi_IN"/>
+        </w:rPr>
+        <w:t>एज्रा 2:1–6:22</w:t>
+      </w:r>
       <w:r>
         <w:rPr>
           <w:lang w:val="hi_IN" w:bidi="hi_IN"/>
         </w:rPr>
         <w:t xml:space="preserve">; </w:t>
       </w:r>
-      <w:hyperlink r:id="rId71">
-        <w:r>
-          <w:rPr>
-            <w:lang w:val="hi_IN" w:bidi="hi_IN"/>
-          </w:rPr>
-          <w:rPr>
-            <w:color w:val="0000EE"/>
-            <w:u w:val="single"/>
-          </w:rPr>
-          <w:t>नहेम्याह 7:7</w:t>
-        </w:r>
-      </w:hyperlink>
+      <w:r>
+        <w:rPr>
+          <w:lang w:val="hi_IN" w:bidi="hi_IN"/>
+        </w:rPr>
+        <w:t>नहेम्याह 7:7</w:t>
+      </w:r>
       <w:r>
         <w:rPr>
           <w:lang w:val="hi_IN" w:bidi="hi_IN"/>
         </w:rPr>
         <w:t xml:space="preserve">; </w:t>
       </w:r>
-      <w:hyperlink r:id="rId72">
-        <w:r>
-          <w:rPr>
-            <w:lang w:val="hi_IN" w:bidi="hi_IN"/>
-          </w:rPr>
-          <w:rPr>
-            <w:color w:val="0000EE"/>
-            <w:u w:val="single"/>
-          </w:rPr>
-          <w:t>हाग्गै 1:12–2:23</w:t>
-        </w:r>
-      </w:hyperlink>
+      <w:r>
+        <w:rPr>
+          <w:lang w:val="hi_IN" w:bidi="hi_IN"/>
+        </w:rPr>
+        <w:t>हाग्गै 1:12–2:23</w:t>
+      </w:r>
       <w:r>
         <w:rPr>
           <w:lang w:val="hi_IN" w:bidi="hi_IN"/>
         </w:rPr>
         <w:t xml:space="preserve">; </w:t>
       </w:r>
-      <w:hyperlink r:id="rId73">
-        <w:r>
-          <w:rPr>
-            <w:lang w:val="hi_IN" w:bidi="hi_IN"/>
-          </w:rPr>
-          <w:rPr>
-            <w:color w:val="0000EE"/>
-            <w:u w:val="single"/>
-          </w:rPr>
-          <w:t>जकर्याह 4:1–14</w:t>
-        </w:r>
-      </w:hyperlink>
+      <w:r>
+        <w:rPr>
+          <w:lang w:val="hi_IN" w:bidi="hi_IN"/>
+        </w:rPr>
+        <w:t>जकर्याह 4:1–14</w:t>
+      </w:r>
       <w:r>
         <w:rPr>
           <w:lang w:val="hi_IN" w:bidi="hi_IN"/>
         </w:rPr>
         <w:t xml:space="preserve">; </w:t>
       </w:r>
-      <w:hyperlink r:id="rId69">
-        <w:r>
-          <w:rPr>
-            <w:lang w:val="hi_IN" w:bidi="hi_IN"/>
-          </w:rPr>
-          <w:rPr>
-            <w:color w:val="0000EE"/>
-            <w:u w:val="single"/>
-          </w:rPr>
-          <w:t>मत्ती 1:12</w:t>
-        </w:r>
-      </w:hyperlink>
+      <w:r>
+        <w:rPr>
+          <w:lang w:val="hi_IN" w:bidi="hi_IN"/>
+        </w:rPr>
+        <w:t>मत्ती 1:12</w:t>
+      </w:r>
     </w:p>
     <w:p>
       <w:pPr/>
